--- a/kindle/入稿/第5巻_時給300円.docx
+++ b/kindle/入稿/第5巻_時給300円.docx
@@ -1742,6 +1742,21 @@
           <w:szCs w:val="21"/>
         </w:rPr>
         <w:t xml:space="preserve">僕は、割に合わないと薄々気づきながら、「でも、みんなやってるし」「行動しないと不安だし」という理由で、ずるずる続けて、700万円を溶かしました。</w:t>
+      </w:r>
+    </w:p>
+    <w:p>
+      <w:pPr>
+        <w:spacing w:after="160" w:line="360"/>
+      </w:pPr>
+      <w:r>
+        <w:rPr>
+          <w:rFonts w:ascii="Yu Mincho" w:cs="Yu Mincho" w:eastAsia="Yu Mincho" w:hAnsi="Yu Mincho"/>
+          <w:b w:val="false"/>
+          <w:bCs w:val="false"/>
+          <w:sz w:val="21"/>
+          <w:szCs w:val="21"/>
+        </w:rPr>
+        <w:t xml:space="preserve">今なら、なぜあんなにやめられなかったのか、少しだけ理屈が分かります。人の脳には、「すでに注ぎ込んだものが大きいほど、途中でやめられなくなる」という、やっかいなクセがあるそうです。ただの「もったいない」という感覚です。ここまで六年もかけた、何十万も突っ込んだ。だから今やめたら、それが全部ムダになる——そう思うと、引くべき場面で、指が止まる。でも、これは順番が、完全に逆でした。やめたらムダになるんじゃない。もう、とっくにムダになっているものを、「認めたくない」一心で、僕はさらに時間とお金を上乗せしていただけです。もったいないのは、これから先の時間じゃなくて、もう戻ってこない過去のほう。なのに、その戻らない過去に引きずられて、僕は、まだ戻せるはずの未来まで、溶かし続けていたんです。本当は、かけたものが大きいときほど、やめる決断は正しい。でも脳は、逆をささやいてくる。この声に、六年間、負け続けました。</w:t>
       </w:r>
     </w:p>
     <w:p>

--- a/kindle/入稿/第5巻_時給300円.docx
+++ b/kindle/入稿/第5巻_時給300円.docx
@@ -276,7 +276,7 @@
     <w:p>
       <w:pPr>
         <w:pStyle w:val="Heading1"/>
-        <w:spacing w:after="220" w:before="480"/>
+        <w:spacing w:after="220" w:before="240"/>
       </w:pPr>
       <w:r>
         <w:rPr>
@@ -286,187 +286,147 @@
           <w:sz w:val="30"/>
           <w:szCs w:val="30"/>
         </w:rPr>
-        <w:t xml:space="preserve">まえがき</w:t>
-      </w:r>
-    </w:p>
-    <w:p>
-      <w:pPr>
-        <w:spacing w:after="160" w:line="360"/>
-      </w:pPr>
-      <w:r>
-        <w:rPr>
-          <w:rFonts w:ascii="Yu Mincho" w:cs="Yu Mincho" w:eastAsia="Yu Mincho" w:hAnsi="Yu Mincho"/>
-          <w:b w:val="false"/>
-          <w:bCs w:val="false"/>
-          <w:sz w:val="21"/>
-          <w:szCs w:val="21"/>
-        </w:rPr>
-        <w:t xml:space="preserve">読む前に、手元に電卓を置くか、スマホの電卓アプリを開いてみてください。</w:t>
-      </w:r>
-    </w:p>
-    <w:p>
-      <w:pPr>
-        <w:spacing w:after="160" w:line="360"/>
-      </w:pPr>
-      <w:r>
-        <w:rPr>
-          <w:rFonts w:ascii="Yu Mincho" w:cs="Yu Mincho" w:eastAsia="Yu Mincho" w:hAnsi="Yu Mincho"/>
-          <w:b w:val="false"/>
-          <w:bCs w:val="false"/>
-          <w:sz w:val="21"/>
-          <w:szCs w:val="21"/>
-        </w:rPr>
-        <w:t xml:space="preserve">この本は、ただの読み物じゃありません。あなたに、ある計算を一つだけ、実際にやってもらうために書きました。</w:t>
-      </w:r>
-    </w:p>
-    <w:p>
-      <w:pPr>
-        <w:spacing w:after="160" w:line="360"/>
-      </w:pPr>
-      <w:r>
-        <w:rPr>
-          <w:rFonts w:ascii="Yu Mincho" w:cs="Yu Mincho" w:eastAsia="Yu Mincho" w:hAnsi="Yu Mincho"/>
-          <w:b w:val="false"/>
-          <w:bCs w:val="false"/>
-          <w:sz w:val="21"/>
-          <w:szCs w:val="21"/>
-        </w:rPr>
-        <w:t xml:space="preserve">計算の中身は、単純です。</w:t>
-      </w:r>
-    </w:p>
-    <w:p>
-      <w:pPr>
-        <w:spacing w:after="160" w:line="360"/>
-      </w:pPr>
-      <w:r>
-        <w:rPr>
-          <w:rFonts w:ascii="Yu Mincho" w:cs="Yu Mincho" w:eastAsia="Yu Mincho" w:hAnsi="Yu Mincho"/>
-          <w:b w:val="false"/>
-          <w:bCs w:val="false"/>
-          <w:sz w:val="21"/>
-          <w:szCs w:val="21"/>
-        </w:rPr>
-        <w:t xml:space="preserve">「あなたの副業（あるいは、これから始めようとしている副業）の、本当の時給はいくらか」。</w:t>
-      </w:r>
-    </w:p>
-    <w:p>
-      <w:pPr>
-        <w:spacing w:after="160" w:line="360"/>
-      </w:pPr>
-      <w:r>
-        <w:rPr>
-          <w:rFonts w:ascii="Yu Mincho" w:cs="Yu Mincho" w:eastAsia="Yu Mincho" w:hAnsi="Yu Mincho"/>
-          <w:b w:val="false"/>
-          <w:bCs w:val="false"/>
-          <w:sz w:val="21"/>
-          <w:szCs w:val="21"/>
-        </w:rPr>
-        <w:t xml:space="preserve">これだけです。でも、この一つの計算が、たぶん、あなたの人生の時間の使い方を、少しだけ変えます。</w:t>
-      </w:r>
-    </w:p>
-    <w:p>
-      <w:pPr>
-        <w:spacing w:after="160" w:line="360"/>
-      </w:pPr>
-      <w:r>
-        <w:rPr>
-          <w:rFonts w:ascii="Yu Mincho" w:cs="Yu Mincho" w:eastAsia="Yu Mincho" w:hAnsi="Yu Mincho"/>
-          <w:b w:val="false"/>
-          <w:bCs w:val="false"/>
-          <w:sz w:val="21"/>
-          <w:szCs w:val="21"/>
-        </w:rPr>
-        <w:t xml:space="preserve">僕は、副業や投資に、6年以上を注ぎ込みました。額面だけ見れば、稼いだお金は累計で1000万円を超えます。でも、その稼ぎを元手に手を出した仮想通貨のレバレッジで、700万円を溶かした。教材やスクールに払ったお金、そして、その6年間、本業や家族に使えたはずの時間まで含めて計算すれば、僕の人生の収支は、はっきりとマイナスでした。その顛末は、第1巻に書きました。</w:t>
-      </w:r>
-    </w:p>
-    <w:p>
-      <w:pPr>
-        <w:spacing w:after="160" w:line="360"/>
-      </w:pPr>
-      <w:r>
-        <w:rPr>
-          <w:rFonts w:ascii="Yu Mincho" w:cs="Yu Mincho" w:eastAsia="Yu Mincho" w:hAnsi="Yu Mincho"/>
-          <w:b w:val="false"/>
-          <w:bCs w:val="false"/>
-          <w:sz w:val="21"/>
-          <w:szCs w:val="21"/>
-        </w:rPr>
-        <w:t xml:space="preserve">その後、僕は、自分が副業に使った全部の時間を、エクセルに打ち込んで、時給を出してみたことがあります。出てきた数字は、笑ってしまうくらい、安いものでした。コンビニのバイトのほうが、はるかにマシでした。</w:t>
-      </w:r>
-    </w:p>
-    <w:p>
-      <w:pPr>
-        <w:spacing w:after="160" w:line="360"/>
-      </w:pPr>
-      <w:r>
-        <w:rPr>
-          <w:rFonts w:ascii="Yu Mincho" w:cs="Yu Mincho" w:eastAsia="Yu Mincho" w:hAnsi="Yu Mincho"/>
-          <w:b w:val="false"/>
-          <w:bCs w:val="false"/>
-          <w:sz w:val="21"/>
-          <w:szCs w:val="21"/>
-        </w:rPr>
-        <w:t xml:space="preserve">タイトルに「300円かもしれない」と書きました。</w:t>
-      </w:r>
-    </w:p>
-    <w:p>
-      <w:pPr>
-        <w:spacing w:after="160" w:line="360"/>
-      </w:pPr>
-      <w:r>
-        <w:rPr>
-          <w:rFonts w:ascii="Yu Mincho" w:cs="Yu Mincho" w:eastAsia="Yu Mincho" w:hAnsi="Yu Mincho"/>
-          <w:b w:val="false"/>
-          <w:bCs w:val="false"/>
-          <w:sz w:val="21"/>
-          <w:szCs w:val="21"/>
-        </w:rPr>
-        <w:t xml:space="preserve">これは、脅しでも、決めつけでもありません。僕自身の、ある時期の副業の時給が、それくらいだった、というだけの話です。あなたの時給が、いくらになるかは、僕には分かりません。もしかしたら、もっと高いかもしれない。でも、もしかしたら、もっと低いかもしれない。</w:t>
-      </w:r>
-    </w:p>
-    <w:p>
-      <w:pPr>
-        <w:spacing w:after="160" w:line="360"/>
-      </w:pPr>
-      <w:r>
-        <w:rPr>
-          <w:rFonts w:ascii="Yu Mincho" w:cs="Yu Mincho" w:eastAsia="Yu Mincho" w:hAnsi="Yu Mincho"/>
-          <w:b w:val="false"/>
-          <w:bCs w:val="false"/>
-          <w:sz w:val="21"/>
-          <w:szCs w:val="21"/>
-        </w:rPr>
-        <w:t xml:space="preserve">それを、この本を読みながら、あなた自身の手で、出してみてほしいんです。始めてから「割に合わなかった」と気づくのと、始める前に気づくのとでは、失うものが、まるで違います。</w:t>
-      </w:r>
-    </w:p>
-    <w:p>
-      <w:pPr>
-        <w:spacing w:after="160" w:line="360"/>
-      </w:pPr>
-      <w:r>
-        <w:rPr>
-          <w:rFonts w:ascii="Yu Mincho" w:cs="Yu Mincho" w:eastAsia="Yu Mincho" w:hAnsi="Yu Mincho"/>
-          <w:b w:val="false"/>
-          <w:bCs w:val="false"/>
-          <w:sz w:val="21"/>
-          <w:szCs w:val="21"/>
-        </w:rPr>
-        <w:t xml:space="preserve">これは、副業を否定する本じゃありません。</w:t>
-      </w:r>
-    </w:p>
-    <w:p>
-      <w:pPr>
-        <w:spacing w:after="160" w:line="360"/>
-      </w:pPr>
-      <w:r>
-        <w:rPr>
-          <w:rFonts w:ascii="Yu Mincho" w:cs="Yu Mincho" w:eastAsia="Yu Mincho" w:hAnsi="Yu Mincho"/>
-          <w:b w:val="false"/>
-          <w:bCs w:val="false"/>
-          <w:sz w:val="21"/>
-          <w:szCs w:val="21"/>
-        </w:rPr>
-        <w:t xml:space="preserve">自分の時間の値段を、始める前に一度、きちんと計算してみる。ただ、それだけの本です。</w:t>
+        <w:t xml:space="preserve">目次</w:t>
+      </w:r>
+    </w:p>
+    <w:p>
+      <w:pPr>
+        <w:spacing w:after="120" w:line="360"/>
+      </w:pPr>
+      <w:hyperlink w:history="1" w:anchor="ch0">
+        <w:r>
+          <w:rPr>
+            <w:rFonts w:ascii="Yu Mincho" w:cs="Yu Mincho" w:eastAsia="Yu Mincho" w:hAnsi="Yu Mincho"/>
+            <w:sz w:val="22"/>
+            <w:szCs w:val="22"/>
+          </w:rPr>
+          <w:t xml:space="preserve">まえがき</w:t>
+        </w:r>
+      </w:hyperlink>
+    </w:p>
+    <w:p>
+      <w:pPr>
+        <w:spacing w:after="120" w:line="360"/>
+      </w:pPr>
+      <w:hyperlink w:history="1" w:anchor="ch1">
+        <w:r>
+          <w:rPr>
+            <w:rFonts w:ascii="Yu Mincho" w:cs="Yu Mincho" w:eastAsia="Yu Mincho" w:hAnsi="Yu Mincho"/>
+            <w:sz w:val="22"/>
+            <w:szCs w:val="22"/>
+          </w:rPr>
+          <w:t xml:space="preserve">第1章 まず、あなたの副業の「時給」を出してみる</w:t>
+        </w:r>
+      </w:hyperlink>
+    </w:p>
+    <w:p>
+      <w:pPr>
+        <w:spacing w:after="120" w:line="360"/>
+      </w:pPr>
+      <w:hyperlink w:history="1" w:anchor="ch2">
+        <w:r>
+          <w:rPr>
+            <w:rFonts w:ascii="Yu Mincho" w:cs="Yu Mincho" w:eastAsia="Yu Mincho" w:hAnsi="Yu Mincho"/>
+            <w:sz w:val="22"/>
+            <w:szCs w:val="22"/>
+          </w:rPr>
+          <w:t xml:space="preserve">第2章 その時給から、さらに税金が引かれる</w:t>
+        </w:r>
+      </w:hyperlink>
+    </w:p>
+    <w:p>
+      <w:pPr>
+        <w:spacing w:after="120" w:line="360"/>
+      </w:pPr>
+      <w:hyperlink w:history="1" w:anchor="ch3">
+        <w:r>
+          <w:rPr>
+            <w:rFonts w:ascii="Yu Mincho" w:cs="Yu Mincho" w:eastAsia="Yu Mincho" w:hAnsi="Yu Mincho"/>
+            <w:sz w:val="22"/>
+            <w:szCs w:val="22"/>
+          </w:rPr>
+          <w:t xml:space="preserve">第3章 もっと大きい、「見えないコスト」</w:t>
+        </w:r>
+      </w:hyperlink>
+    </w:p>
+    <w:p>
+      <w:pPr>
+        <w:spacing w:after="120" w:line="360"/>
+      </w:pPr>
+      <w:hyperlink w:history="1" w:anchor="ch4">
+        <w:r>
+          <w:rPr>
+            <w:rFonts w:ascii="Yu Mincho" w:cs="Yu Mincho" w:eastAsia="Yu Mincho" w:hAnsi="Yu Mincho"/>
+            <w:sz w:val="22"/>
+            <w:szCs w:val="22"/>
+          </w:rPr>
+          <w:t xml:space="preserve">第4章 「割に合う/合わない」の、境界線</w:t>
+        </w:r>
+      </w:hyperlink>
+    </w:p>
+    <w:p>
+      <w:pPr>
+        <w:spacing w:after="120" w:line="360"/>
+      </w:pPr>
+      <w:hyperlink w:history="1" w:anchor="ch5">
+        <w:r>
+          <w:rPr>
+            <w:rFonts w:ascii="Yu Mincho" w:cs="Yu Mincho" w:eastAsia="Yu Mincho" w:hAnsi="Yu Mincho"/>
+            <w:sz w:val="22"/>
+            <w:szCs w:val="22"/>
+          </w:rPr>
+          <w:t xml:space="preserve">第5章 「やらない」も、立派な選択肢</w:t>
+        </w:r>
+      </w:hyperlink>
+    </w:p>
+    <w:p>
+      <w:pPr>
+        <w:spacing w:after="120" w:line="360"/>
+      </w:pPr>
+      <w:hyperlink w:history="1" w:anchor="ch6">
+        <w:r>
+          <w:rPr>
+            <w:rFonts w:ascii="Yu Mincho" w:cs="Yu Mincho" w:eastAsia="Yu Mincho" w:hAnsi="Yu Mincho"/>
+            <w:sz w:val="22"/>
+            <w:szCs w:val="22"/>
+          </w:rPr>
+          <w:t xml:space="preserve">第6章 その時間で、他に何ができるか</w:t>
+        </w:r>
+      </w:hyperlink>
+    </w:p>
+    <w:p>
+      <w:pPr>
+        <w:spacing w:after="120" w:line="360"/>
+      </w:pPr>
+      <w:hyperlink w:history="1" w:anchor="ch7">
+        <w:r>
+          <w:rPr>
+            <w:rFonts w:ascii="Yu Mincho" w:cs="Yu Mincho" w:eastAsia="Yu Mincho" w:hAnsi="Yu Mincho"/>
+            <w:sz w:val="22"/>
+            <w:szCs w:val="22"/>
+          </w:rPr>
+          <w:t xml:space="preserve">おわりに</w:t>
+        </w:r>
+      </w:hyperlink>
+    </w:p>
+    <w:p>
+      <w:pPr>
+        <w:spacing w:after="120" w:line="360"/>
+      </w:pPr>
+      <w:hyperlink w:history="1" w:anchor="ch8">
+        <w:r>
+          <w:rPr>
+            <w:rFonts w:ascii="Yu Mincho" w:cs="Yu Mincho" w:eastAsia="Yu Mincho" w:hAnsi="Yu Mincho"/>
+            <w:sz w:val="22"/>
+            <w:szCs w:val="22"/>
+          </w:rPr>
+          <w:t xml:space="preserve">出典・参考にしたデータ（読者向け）</w:t>
+        </w:r>
+      </w:hyperlink>
+    </w:p>
+    <w:p>
+      <w:r>
+        <w:br w:type="page"/>
       </w:r>
     </w:p>
     <w:p>
@@ -474,6 +434,7 @@
         <w:pStyle w:val="Heading1"/>
         <w:spacing w:after="220" w:before="480"/>
       </w:pPr>
+      <w:bookmarkStart w:name="ch0" w:id="1"/>
       <w:r>
         <w:rPr>
           <w:rFonts w:ascii="Yu Gothic" w:cs="Yu Gothic" w:eastAsia="Yu Gothic" w:hAnsi="Yu Gothic"/>
@@ -482,8 +443,207 @@
           <w:sz w:val="30"/>
           <w:szCs w:val="30"/>
         </w:rPr>
+        <w:t xml:space="preserve">まえがき</w:t>
+      </w:r>
+      <w:bookmarkEnd w:id="1"/>
+    </w:p>
+    <w:p>
+      <w:pPr>
+        <w:spacing w:after="160" w:line="360"/>
+      </w:pPr>
+      <w:r>
+        <w:rPr>
+          <w:rFonts w:ascii="Yu Mincho" w:cs="Yu Mincho" w:eastAsia="Yu Mincho" w:hAnsi="Yu Mincho"/>
+          <w:b w:val="false"/>
+          <w:bCs w:val="false"/>
+          <w:sz w:val="21"/>
+          <w:szCs w:val="21"/>
+        </w:rPr>
+        <w:t xml:space="preserve">読む前に、手元に電卓を置くか、スマホの電卓アプリを開いてみてください。</w:t>
+      </w:r>
+    </w:p>
+    <w:p>
+      <w:pPr>
+        <w:spacing w:after="160" w:line="360"/>
+      </w:pPr>
+      <w:r>
+        <w:rPr>
+          <w:rFonts w:ascii="Yu Mincho" w:cs="Yu Mincho" w:eastAsia="Yu Mincho" w:hAnsi="Yu Mincho"/>
+          <w:b w:val="false"/>
+          <w:bCs w:val="false"/>
+          <w:sz w:val="21"/>
+          <w:szCs w:val="21"/>
+        </w:rPr>
+        <w:t xml:space="preserve">この本は、ただの読み物じゃありません。あなたに、ある計算を一つだけ、実際にやってもらうために書きました。</w:t>
+      </w:r>
+    </w:p>
+    <w:p>
+      <w:pPr>
+        <w:spacing w:after="160" w:line="360"/>
+      </w:pPr>
+      <w:r>
+        <w:rPr>
+          <w:rFonts w:ascii="Yu Mincho" w:cs="Yu Mincho" w:eastAsia="Yu Mincho" w:hAnsi="Yu Mincho"/>
+          <w:b w:val="false"/>
+          <w:bCs w:val="false"/>
+          <w:sz w:val="21"/>
+          <w:szCs w:val="21"/>
+        </w:rPr>
+        <w:t xml:space="preserve">計算の中身は、単純です。</w:t>
+      </w:r>
+    </w:p>
+    <w:p>
+      <w:pPr>
+        <w:spacing w:after="160" w:line="360"/>
+      </w:pPr>
+      <w:r>
+        <w:rPr>
+          <w:rFonts w:ascii="Yu Mincho" w:cs="Yu Mincho" w:eastAsia="Yu Mincho" w:hAnsi="Yu Mincho"/>
+          <w:b w:val="false"/>
+          <w:bCs w:val="false"/>
+          <w:sz w:val="21"/>
+          <w:szCs w:val="21"/>
+        </w:rPr>
+        <w:t xml:space="preserve">「あなたの副業（あるいは、これから始めようとしている副業）の、本当の時給はいくらか」。</w:t>
+      </w:r>
+    </w:p>
+    <w:p>
+      <w:pPr>
+        <w:spacing w:after="160" w:line="360"/>
+      </w:pPr>
+      <w:r>
+        <w:rPr>
+          <w:rFonts w:ascii="Yu Mincho" w:cs="Yu Mincho" w:eastAsia="Yu Mincho" w:hAnsi="Yu Mincho"/>
+          <w:b w:val="false"/>
+          <w:bCs w:val="false"/>
+          <w:sz w:val="21"/>
+          <w:szCs w:val="21"/>
+        </w:rPr>
+        <w:t xml:space="preserve">これだけです。でも、この一つの計算が、たぶん、あなたの人生の時間の使い方を、少しだけ変えます。</w:t>
+      </w:r>
+    </w:p>
+    <w:p>
+      <w:pPr>
+        <w:spacing w:after="160" w:line="360"/>
+      </w:pPr>
+      <w:r>
+        <w:rPr>
+          <w:rFonts w:ascii="Yu Mincho" w:cs="Yu Mincho" w:eastAsia="Yu Mincho" w:hAnsi="Yu Mincho"/>
+          <w:b w:val="false"/>
+          <w:bCs w:val="false"/>
+          <w:sz w:val="21"/>
+          <w:szCs w:val="21"/>
+        </w:rPr>
+        <w:t xml:space="preserve">僕は、副業や投資に、6年以上を注ぎ込みました。額面だけ見れば、稼いだお金は累計で1000万円を超えます。でも、その稼ぎを元手に手を出した仮想通貨のレバレッジで、700万円を溶かした。教材やスクールに払ったお金、そして、その6年間、本業や家族に使えたはずの時間まで含めて計算すれば、僕の人生の収支は、はっきりとマイナスでした。その顛末は、第1巻に書きました。</w:t>
+      </w:r>
+    </w:p>
+    <w:p>
+      <w:pPr>
+        <w:spacing w:after="160" w:line="360"/>
+      </w:pPr>
+      <w:r>
+        <w:rPr>
+          <w:rFonts w:ascii="Yu Mincho" w:cs="Yu Mincho" w:eastAsia="Yu Mincho" w:hAnsi="Yu Mincho"/>
+          <w:b w:val="false"/>
+          <w:bCs w:val="false"/>
+          <w:sz w:val="21"/>
+          <w:szCs w:val="21"/>
+        </w:rPr>
+        <w:t xml:space="preserve">その後、僕は、自分が副業に使った全部の時間を、エクセルに打ち込んで、時給を出してみたことがあります。出てきた数字は、笑ってしまうくらい、安いものでした。コンビニのバイトのほうが、はるかにマシでした。</w:t>
+      </w:r>
+    </w:p>
+    <w:p>
+      <w:pPr>
+        <w:spacing w:after="160" w:line="360"/>
+      </w:pPr>
+      <w:r>
+        <w:rPr>
+          <w:rFonts w:ascii="Yu Mincho" w:cs="Yu Mincho" w:eastAsia="Yu Mincho" w:hAnsi="Yu Mincho"/>
+          <w:b w:val="false"/>
+          <w:bCs w:val="false"/>
+          <w:sz w:val="21"/>
+          <w:szCs w:val="21"/>
+        </w:rPr>
+        <w:t xml:space="preserve">タイトルに「300円かもしれない」と書きました。</w:t>
+      </w:r>
+    </w:p>
+    <w:p>
+      <w:pPr>
+        <w:spacing w:after="160" w:line="360"/>
+      </w:pPr>
+      <w:r>
+        <w:rPr>
+          <w:rFonts w:ascii="Yu Mincho" w:cs="Yu Mincho" w:eastAsia="Yu Mincho" w:hAnsi="Yu Mincho"/>
+          <w:b w:val="false"/>
+          <w:bCs w:val="false"/>
+          <w:sz w:val="21"/>
+          <w:szCs w:val="21"/>
+        </w:rPr>
+        <w:t xml:space="preserve">これは、脅しでも、決めつけでもありません。僕自身の、ある時期の副業の時給が、それくらいだった、というだけの話です。あなたの時給が、いくらになるかは、僕には分かりません。もしかしたら、もっと高いかもしれない。でも、もしかしたら、もっと低いかもしれない。</w:t>
+      </w:r>
+    </w:p>
+    <w:p>
+      <w:pPr>
+        <w:spacing w:after="160" w:line="360"/>
+      </w:pPr>
+      <w:r>
+        <w:rPr>
+          <w:rFonts w:ascii="Yu Mincho" w:cs="Yu Mincho" w:eastAsia="Yu Mincho" w:hAnsi="Yu Mincho"/>
+          <w:b w:val="false"/>
+          <w:bCs w:val="false"/>
+          <w:sz w:val="21"/>
+          <w:szCs w:val="21"/>
+        </w:rPr>
+        <w:t xml:space="preserve">それを、この本を読みながら、あなた自身の手で、出してみてほしいんです。始めてから「割に合わなかった」と気づくのと、始める前に気づくのとでは、失うものが、まるで違います。</w:t>
+      </w:r>
+    </w:p>
+    <w:p>
+      <w:pPr>
+        <w:spacing w:after="160" w:line="360"/>
+      </w:pPr>
+      <w:r>
+        <w:rPr>
+          <w:rFonts w:ascii="Yu Mincho" w:cs="Yu Mincho" w:eastAsia="Yu Mincho" w:hAnsi="Yu Mincho"/>
+          <w:b w:val="false"/>
+          <w:bCs w:val="false"/>
+          <w:sz w:val="21"/>
+          <w:szCs w:val="21"/>
+        </w:rPr>
+        <w:t xml:space="preserve">これは、副業を否定する本じゃありません。</w:t>
+      </w:r>
+    </w:p>
+    <w:p>
+      <w:pPr>
+        <w:spacing w:after="160" w:line="360"/>
+      </w:pPr>
+      <w:r>
+        <w:rPr>
+          <w:rFonts w:ascii="Yu Mincho" w:cs="Yu Mincho" w:eastAsia="Yu Mincho" w:hAnsi="Yu Mincho"/>
+          <w:b w:val="false"/>
+          <w:bCs w:val="false"/>
+          <w:sz w:val="21"/>
+          <w:szCs w:val="21"/>
+        </w:rPr>
+        <w:t xml:space="preserve">自分の時間の値段を、始める前に一度、きちんと計算してみる。ただ、それだけの本です。</w:t>
+      </w:r>
+    </w:p>
+    <w:p>
+      <w:pPr>
+        <w:pStyle w:val="Heading1"/>
+        <w:spacing w:after="220" w:before="480"/>
+      </w:pPr>
+      <w:bookmarkStart w:name="ch1" w:id="1"/>
+      <w:r>
+        <w:rPr>
+          <w:rFonts w:ascii="Yu Gothic" w:cs="Yu Gothic" w:eastAsia="Yu Gothic" w:hAnsi="Yu Gothic"/>
+          <w:b/>
+          <w:bCs/>
+          <w:sz w:val="30"/>
+          <w:szCs w:val="30"/>
+        </w:rPr>
         <w:t xml:space="preserve">第1章 まず、あなたの副業の「時給」を出してみる</w:t>
       </w:r>
+      <w:bookmarkEnd w:id="1"/>
     </w:p>
     <w:p>
       <w:pPr>
@@ -807,6 +967,7 @@
         <w:pStyle w:val="Heading1"/>
         <w:spacing w:after="220" w:before="480"/>
       </w:pPr>
+      <w:bookmarkStart w:name="ch2" w:id="1"/>
       <w:r>
         <w:rPr>
           <w:rFonts w:ascii="Yu Gothic" w:cs="Yu Gothic" w:eastAsia="Yu Gothic" w:hAnsi="Yu Gothic"/>
@@ -817,6 +978,7 @@
         </w:rPr>
         <w:t xml:space="preserve">第2章 その時給から、さらに税金が引かれる</w:t>
       </w:r>
+      <w:bookmarkEnd w:id="1"/>
     </w:p>
     <w:p>
       <w:pPr>
@@ -1050,6 +1212,7 @@
         <w:pStyle w:val="Heading1"/>
         <w:spacing w:after="220" w:before="480"/>
       </w:pPr>
+      <w:bookmarkStart w:name="ch3" w:id="1"/>
       <w:r>
         <w:rPr>
           <w:rFonts w:ascii="Yu Gothic" w:cs="Yu Gothic" w:eastAsia="Yu Gothic" w:hAnsi="Yu Gothic"/>
@@ -1060,6 +1223,7 @@
         </w:rPr>
         <w:t xml:space="preserve">第3章 もっと大きい、「見えないコスト」</w:t>
       </w:r>
+      <w:bookmarkEnd w:id="1"/>
     </w:p>
     <w:p>
       <w:pPr>
@@ -1339,6 +1503,7 @@
         <w:pStyle w:val="Heading1"/>
         <w:spacing w:after="220" w:before="480"/>
       </w:pPr>
+      <w:bookmarkStart w:name="ch4" w:id="1"/>
       <w:r>
         <w:rPr>
           <w:rFonts w:ascii="Yu Gothic" w:cs="Yu Gothic" w:eastAsia="Yu Gothic" w:hAnsi="Yu Gothic"/>
@@ -1349,6 +1514,7 @@
         </w:rPr>
         <w:t xml:space="preserve">第4章 「割に合う/合わない」の、境界線</w:t>
       </w:r>
+      <w:bookmarkEnd w:id="1"/>
     </w:p>
     <w:p>
       <w:pPr>
@@ -1612,6 +1778,7 @@
         <w:pStyle w:val="Heading1"/>
         <w:spacing w:after="220" w:before="480"/>
       </w:pPr>
+      <w:bookmarkStart w:name="ch5" w:id="1"/>
       <w:r>
         <w:rPr>
           <w:rFonts w:ascii="Yu Gothic" w:cs="Yu Gothic" w:eastAsia="Yu Gothic" w:hAnsi="Yu Gothic"/>
@@ -1622,6 +1789,7 @@
         </w:rPr>
         <w:t xml:space="preserve">第5章 「やらない」も、立派な選択肢</w:t>
       </w:r>
+      <w:bookmarkEnd w:id="1"/>
     </w:p>
     <w:p>
       <w:pPr>
@@ -1900,6 +2068,7 @@
         <w:pStyle w:val="Heading1"/>
         <w:spacing w:after="220" w:before="480"/>
       </w:pPr>
+      <w:bookmarkStart w:name="ch6" w:id="1"/>
       <w:r>
         <w:rPr>
           <w:rFonts w:ascii="Yu Gothic" w:cs="Yu Gothic" w:eastAsia="Yu Gothic" w:hAnsi="Yu Gothic"/>
@@ -1910,6 +2079,7 @@
         </w:rPr>
         <w:t xml:space="preserve">第6章 その時間で、他に何ができるか</w:t>
       </w:r>
+      <w:bookmarkEnd w:id="1"/>
     </w:p>
     <w:p>
       <w:pPr>
@@ -2143,6 +2313,7 @@
         <w:pStyle w:val="Heading1"/>
         <w:spacing w:after="220" w:before="480"/>
       </w:pPr>
+      <w:bookmarkStart w:name="ch7" w:id="1"/>
       <w:r>
         <w:rPr>
           <w:rFonts w:ascii="Yu Gothic" w:cs="Yu Gothic" w:eastAsia="Yu Gothic" w:hAnsi="Yu Gothic"/>
@@ -2153,6 +2324,7 @@
         </w:rPr>
         <w:t xml:space="preserve">おわりに</w:t>
       </w:r>
+      <w:bookmarkEnd w:id="1"/>
     </w:p>
     <w:p>
       <w:pPr>
@@ -2392,21 +2564,6 @@
           <w:sz w:val="21"/>
           <w:szCs w:val="21"/>
         </w:rPr>
-        <w:t xml:space="preserve">（本ではこの下にQRコード画像を配置。画像=`kindle/assets/line_qr.png`）</w:t>
-      </w:r>
-    </w:p>
-    <w:p>
-      <w:pPr>
-        <w:spacing w:after="160" w:line="360"/>
-      </w:pPr>
-      <w:r>
-        <w:rPr>
-          <w:rFonts w:ascii="Yu Mincho" w:cs="Yu Mincho" w:eastAsia="Yu Mincho" w:hAnsi="Yu Mincho"/>
-          <w:b w:val="false"/>
-          <w:bCs w:val="false"/>
-          <w:sz w:val="21"/>
-          <w:szCs w:val="21"/>
-        </w:rPr>
         <w:t xml:space="preserve">最後に。</w:t>
       </w:r>
     </w:p>
@@ -2445,6 +2602,7 @@
         <w:pStyle w:val="Heading1"/>
         <w:spacing w:after="220" w:before="480"/>
       </w:pPr>
+      <w:bookmarkStart w:name="ch8" w:id="1"/>
       <w:r>
         <w:rPr>
           <w:rFonts w:ascii="Yu Gothic" w:cs="Yu Gothic" w:eastAsia="Yu Gothic" w:hAnsi="Yu Gothic"/>
@@ -2455,6 +2613,7 @@
         </w:rPr>
         <w:t xml:space="preserve">出典・参考にしたデータ（読者向け）</w:t>
       </w:r>
+      <w:bookmarkEnd w:id="1"/>
     </w:p>
     <w:p>
       <w:pPr>
@@ -2729,7 +2888,7 @@
           <w:sz w:val="21"/>
           <w:szCs w:val="21"/>
         </w:rPr>
-        <w:t xml:space="preserve">［発売日を記載］　初版発行</w:t>
+        <w:t xml:space="preserve">2026年　初版発行</w:t>
       </w:r>
     </w:p>
     <w:p>

--- a/kindle/入稿/第5巻_時給300円.docx
+++ b/kindle/入稿/第5巻_時給300円.docx
@@ -2549,8 +2549,22 @@
           <w:sz w:val="21"/>
           <w:szCs w:val="21"/>
         </w:rPr>
-        <w:t xml:space="preserve">▶ 無料で受け取る（LINEで友だち追加）: https://lin.ee/UB707h4</w:t>
-      </w:r>
+        <w:t xml:space="preserve">▶ 無料で受け取る（LINEで友だち追加）: </w:t>
+      </w:r>
+      <w:hyperlink w:history="1" r:id="rId8d8d6rfqg1na5wshyaa7y">
+        <w:r>
+          <w:rPr>
+            <w:rFonts w:ascii="Yu Mincho" w:cs="Yu Mincho" w:eastAsia="Yu Mincho" w:hAnsi="Yu Mincho"/>
+            <w:b w:val="false"/>
+            <w:bCs w:val="false"/>
+            <w:color w:val="0563C1"/>
+            <w:sz w:val="21"/>
+            <w:szCs w:val="21"/>
+            <w:u w:val="single"/>
+          </w:rPr>
+          <w:t xml:space="preserve">https://lin.ee/UB707h4</w:t>
+        </w:r>
+      </w:hyperlink>
     </w:p>
     <w:p>
       <w:pPr>
@@ -2642,6 +2656,8 @@
       <w:r>
         <w:rPr>
           <w:rFonts w:ascii="Yu Mincho" w:cs="Yu Mincho" w:eastAsia="Yu Mincho" w:hAnsi="Yu Mincho"/>
+          <w:b w:val="false"/>
+          <w:bCs w:val="false"/>
           <w:sz w:val="21"/>
           <w:szCs w:val="21"/>
         </w:rPr>
@@ -2660,6 +2676,8 @@
       <w:r>
         <w:rPr>
           <w:rFonts w:ascii="Yu Mincho" w:cs="Yu Mincho" w:eastAsia="Yu Mincho" w:hAnsi="Yu Mincho"/>
+          <w:b w:val="false"/>
+          <w:bCs w:val="false"/>
           <w:sz w:val="21"/>
           <w:szCs w:val="21"/>
         </w:rPr>
@@ -2678,6 +2696,8 @@
       <w:r>
         <w:rPr>
           <w:rFonts w:ascii="Yu Mincho" w:cs="Yu Mincho" w:eastAsia="Yu Mincho" w:hAnsi="Yu Mincho"/>
+          <w:b w:val="false"/>
+          <w:bCs w:val="false"/>
           <w:sz w:val="21"/>
           <w:szCs w:val="21"/>
         </w:rPr>
